--- a/rapports/2026-06-06/EQ27/EQ27_enq1_v2/DR_092203050027/43-71-25-91.docx
+++ b/rapports/2026-06-06/EQ27/EQ27_enq1_v2/DR_092203050027/43-71-25-91.docx
@@ -297,7 +297,7 @@
           <w:color w:val="1F6FEB"/>
           <w:sz w:val="22"/>
         </w:rPr>
-        <w:t>⚠ INCOHÉRENCES À CORRIGER (241)</w:t>
+        <w:t>⚠ INCOHÉRENCES À CORRIGER (239)</w:t>
       </w:r>
     </w:p>
     <w:tbl>
@@ -1385,7 +1385,7 @@
                 <w:i w:val="0"/>
                 <w:sz w:val="17"/>
               </w:rPr>
-              <w:t>Incohérence!!! seulement les écoles privées paient les frais de scolarité (y compris les frais d'inscription).</w:t>
+              <w:t>Incohérent!! Le niveau d'instruction déclaré par l'un des enfants () au niveau de la section 1 de Momath Ndiaye diffère de celui donné par Momath Ndiaye lui-même qui affirme ne pas avoir frequenté l'école formelle.</w:t>
             </w:r>
           </w:p>
         </w:tc>
@@ -1475,7 +1475,7 @@
                 <w:i w:val="0"/>
                 <w:sz w:val="17"/>
               </w:rPr>
-              <w:t>Incohérent!! Le niveau d'instruction déclaré par l'un des enfants () au niveau de la section 1 de Momath Ndiaye diffère de celui donné par Momath Ndiaye lui-même qui affirme ne pas avoir frequenté l'école formelle.</w:t>
+              <w:t>Incohérent!! Le niveau d'instruction déclaré par l'un des enfants () au niveau de la section 1 de Moustapha Ndiaye diffère de celui donné par Moustapha Ndiaye lui-même qui affirme ne pas avoir frequenté l'école formelle.</w:t>
             </w:r>
           </w:p>
         </w:tc>
@@ -1490,10 +1490,10 @@
               <w:rPr>
                 <w:b/>
                 <w:i w:val="0"/>
-                <w:color w:val="DC2626"/>
-                <w:sz w:val="16"/>
-              </w:rPr>
-              <w:t>Haute</w:t>
+                <w:color w:val="EA580C"/>
+                <w:sz w:val="16"/>
+              </w:rPr>
+              <w:t>Moyenne</w:t>
             </w:r>
           </w:p>
         </w:tc>
@@ -1508,7 +1508,7 @@
                 <w:i w:val="0"/>
                 <w:sz w:val="16"/>
               </w:rPr>
-              <w:t>S02</w:t>
+              <w:t>S00</w:t>
               <w:br/>
             </w:r>
             <w:r>
@@ -1518,7 +1518,7 @@
                 <w:color w:val="64748B"/>
                 <w:sz w:val="14"/>
               </w:rPr>
-              <w:t>Éducation</w:t>
+              <w:t>Identification</w:t>
             </w:r>
           </w:p>
         </w:tc>
@@ -1534,7 +1534,7 @@
                 <w:color w:val="16A34A"/>
                 <w:sz w:val="16"/>
               </w:rPr>
-              <w:t>—</w:t>
+              <w:t>s00q07a, s00q08, s00q10, s00q13_0, s00q15_0, s00q17_0, s00q23a, s00q23b</w:t>
             </w:r>
           </w:p>
         </w:tc>
@@ -1565,7 +1565,7 @@
                 <w:i w:val="0"/>
                 <w:sz w:val="17"/>
               </w:rPr>
-              <w:t>Incohérent!! Le niveau d'instruction déclaré par l'un des enfants () au niveau de la section 1 de Moustapha Ndiaye diffère de celui donné par Moustapha Ndiaye lui-même qui affirme ne pas avoir frequenté l'école formelle.</w:t>
+              <w:t>Prière de renseigner toutes les informations du ménage dans la section 0 avant d'entamer les autres informations.</w:t>
             </w:r>
           </w:p>
         </w:tc>
@@ -1598,7 +1598,7 @@
                 <w:i w:val="0"/>
                 <w:sz w:val="16"/>
               </w:rPr>
-              <w:t>S00</w:t>
+              <w:t>S01</w:t>
               <w:br/>
             </w:r>
             <w:r>
@@ -1608,7 +1608,7 @@
                 <w:color w:val="64748B"/>
                 <w:sz w:val="14"/>
               </w:rPr>
-              <w:t>Identification</w:t>
+              <w:t>Démographie</w:t>
             </w:r>
           </w:p>
         </w:tc>
@@ -1624,7 +1624,7 @@
                 <w:color w:val="16A34A"/>
                 <w:sz w:val="16"/>
               </w:rPr>
-              <w:t>s00q07a, s00q08, s00q10, s00q13_0, s00q15_0, s00q17_0, s00q23a, s00q23b</w:t>
+              <w:t>—</w:t>
             </w:r>
           </w:p>
         </w:tc>
@@ -1655,7 +1655,7 @@
                 <w:i w:val="0"/>
                 <w:sz w:val="17"/>
               </w:rPr>
-              <w:t>Prière de renseigner toutes les informations du ménage dans la section 0 avant d'entamer les autres informations.</w:t>
+              <w:t>Prière de verifier l'information donnée par Abdou Ndiaye ou corriger au niveau de la section 1.</w:t>
             </w:r>
           </w:p>
         </w:tc>
@@ -1745,7 +1745,7 @@
                 <w:i w:val="0"/>
                 <w:sz w:val="17"/>
               </w:rPr>
-              <w:t>Prière de verifier l'information donnée par Abdou Ndiaye ou corriger au niveau de la section 1.</w:t>
+              <w:t>Prière de verifier l'information donnée par Birame Ndiaye ou corriger au niveau de la section 1.</w:t>
             </w:r>
           </w:p>
         </w:tc>
@@ -1835,7 +1835,7 @@
                 <w:i w:val="0"/>
                 <w:sz w:val="17"/>
               </w:rPr>
-              <w:t>Prière de verifier l'information donnée par Birame Ndiaye ou corriger au niveau de la section 1.</w:t>
+              <w:t>Prière de verifier l'information donnée par Ibrahima Ndiaye ou corriger au niveau de la section 1.</w:t>
             </w:r>
           </w:p>
         </w:tc>
@@ -1925,7 +1925,7 @@
                 <w:i w:val="0"/>
                 <w:sz w:val="17"/>
               </w:rPr>
-              <w:t>Prière de verifier l'information donnée par Ibrahima Ndiaye ou corriger au niveau de la section 1.</w:t>
+              <w:t>Prière de verifier l'information donnée par Momath Ndiaye ou corriger au niveau de la section 1.</w:t>
             </w:r>
           </w:p>
         </w:tc>
@@ -1984,7 +1984,7 @@
                 <w:color w:val="16A34A"/>
                 <w:sz w:val="16"/>
               </w:rPr>
-              <w:t>—</w:t>
+              <w:t>s01q10_1</w:t>
             </w:r>
           </w:p>
         </w:tc>
@@ -2015,187 +2015,7 @@
                 <w:i w:val="0"/>
                 <w:sz w:val="17"/>
               </w:rPr>
-              <w:t>Prière de verifier l'information donnée par Momath Ndiaye ou corriger au niveau de la section 1.</w:t>
-            </w:r>
-          </w:p>
-        </w:tc>
-      </w:tr>
-      <w:tr>
-        <w:tc>
-          <w:tcPr>
-            <w:tcW w:type="dxa" w:w="964"/>
-          </w:tcPr>
-          <w:p>
-            <w:r>
-              <w:rPr>
-                <w:b/>
-                <w:i w:val="0"/>
-                <w:color w:val="EA580C"/>
-                <w:sz w:val="16"/>
-              </w:rPr>
-              <w:t>Moyenne</w:t>
-            </w:r>
-          </w:p>
-        </w:tc>
-        <w:tc>
-          <w:tcPr>
-            <w:tcW w:type="dxa" w:w="1247"/>
-          </w:tcPr>
-          <w:p>
-            <w:r>
-              <w:rPr>
-                <w:b/>
-                <w:i w:val="0"/>
-                <w:sz w:val="16"/>
-              </w:rPr>
-              <w:t>S01</w:t>
-              <w:br/>
-            </w:r>
-            <w:r>
-              <w:rPr>
-                <w:b w:val="0"/>
-                <w:i w:val="0"/>
-                <w:color w:val="64748B"/>
-                <w:sz w:val="14"/>
-              </w:rPr>
-              <w:t>Démographie</w:t>
-            </w:r>
-          </w:p>
-        </w:tc>
-        <w:tc>
-          <w:tcPr>
-            <w:tcW w:type="dxa" w:w="1531"/>
-          </w:tcPr>
-          <w:p>
-            <w:r>
-              <w:rPr>
-                <w:b/>
-                <w:i w:val="0"/>
-                <w:color w:val="16A34A"/>
-                <w:sz w:val="16"/>
-              </w:rPr>
-              <w:t>s01q10_1</w:t>
-            </w:r>
-          </w:p>
-        </w:tc>
-        <w:tc>
-          <w:tcPr>
-            <w:tcW w:type="dxa" w:w="1191"/>
-          </w:tcPr>
-          <w:p>
-            <w:r>
-              <w:rPr>
-                <w:b w:val="0"/>
-                <w:i w:val="0"/>
-                <w:color w:val="64748B"/>
-                <w:sz w:val="16"/>
-              </w:rPr>
-              <w:t>GT-CQ</w:t>
-            </w:r>
-          </w:p>
-        </w:tc>
-        <w:tc>
-          <w:tcPr>
-            <w:tcW w:type="dxa" w:w="4706"/>
-          </w:tcPr>
-          <w:p>
-            <w:r>
-              <w:rPr>
-                <w:b w:val="0"/>
-                <w:i w:val="0"/>
-                <w:sz w:val="17"/>
-              </w:rPr>
               <w:t>La taille du ménage lors de l'enquête principale (7) de ce ménage est inférieur à la taille du denombrement (16), prière de fournir des explications concrètes ou aller revisiter le ménage.</w:t>
-            </w:r>
-          </w:p>
-        </w:tc>
-      </w:tr>
-      <w:tr>
-        <w:tc>
-          <w:tcPr>
-            <w:tcW w:type="dxa" w:w="964"/>
-          </w:tcPr>
-          <w:p>
-            <w:r>
-              <w:rPr>
-                <w:b/>
-                <w:i w:val="0"/>
-                <w:color w:val="EA580C"/>
-                <w:sz w:val="16"/>
-              </w:rPr>
-              <w:t>Moyenne</w:t>
-            </w:r>
-          </w:p>
-        </w:tc>
-        <w:tc>
-          <w:tcPr>
-            <w:tcW w:type="dxa" w:w="1247"/>
-          </w:tcPr>
-          <w:p>
-            <w:r>
-              <w:rPr>
-                <w:b/>
-                <w:i w:val="0"/>
-                <w:sz w:val="16"/>
-              </w:rPr>
-              <w:t>S02</w:t>
-              <w:br/>
-            </w:r>
-            <w:r>
-              <w:rPr>
-                <w:b w:val="0"/>
-                <w:i w:val="0"/>
-                <w:color w:val="64748B"/>
-                <w:sz w:val="14"/>
-              </w:rPr>
-              <w:t>Éducation</w:t>
-            </w:r>
-          </w:p>
-        </w:tc>
-        <w:tc>
-          <w:tcPr>
-            <w:tcW w:type="dxa" w:w="1531"/>
-          </w:tcPr>
-          <w:p>
-            <w:r>
-              <w:rPr>
-                <w:b/>
-                <w:i w:val="0"/>
-                <w:color w:val="16A34A"/>
-                <w:sz w:val="16"/>
-              </w:rPr>
-              <w:t>—</w:t>
-            </w:r>
-          </w:p>
-        </w:tc>
-        <w:tc>
-          <w:tcPr>
-            <w:tcW w:type="dxa" w:w="1191"/>
-          </w:tcPr>
-          <w:p>
-            <w:r>
-              <w:rPr>
-                <w:b w:val="0"/>
-                <w:i w:val="0"/>
-                <w:color w:val="64748B"/>
-                <w:sz w:val="16"/>
-              </w:rPr>
-              <w:t>GT-CQ</w:t>
-            </w:r>
-          </w:p>
-        </w:tc>
-        <w:tc>
-          <w:tcPr>
-            <w:tcW w:type="dxa" w:w="4706"/>
-          </w:tcPr>
-          <w:p>
-            <w:r>
-              <w:rPr>
-                <w:b w:val="0"/>
-                <w:i w:val="0"/>
-                <w:sz w:val="17"/>
-              </w:rPr>
-              <w:t>veuillez, s'il vous plait, confirmer les frais de scolarité ( 6000 FCFA) payée de Ibrahima Ndiaye avec le QG ou apporter les corrections nécessaires.</w:t>
             </w:r>
           </w:p>
         </w:tc>
